--- a/projeto/Esqueleto_Trabalho_Engenharia_Software.docx
+++ b/projeto/Esqueleto_Trabalho_Engenharia_Software.docx
@@ -388,18 +388,12 @@
     </w:p>
     <w:p>
       <w:pPr>
-        <w:pStyle w:val="Normal"/>
-        <w:rPr>
-          <w:lang w:val="pt-BR" w:eastAsia="en-US" w:bidi="ar-SA"/>
-        </w:rPr>
+        <w:pStyle w:val="textopadrao"/>
+        <w:rPr/>
       </w:pPr>
       <w:r>
-        <w:rPr>
-          <w:i/>
-          <w:color w:val="646464"/>
-          <w:lang w:val="pt-BR" w:eastAsia="en-US" w:bidi="ar-SA"/>
-        </w:rPr>
-        <w:t>[Liste o que o sistema fará e o que não fará nesta versão. Registre limitações técnicas, legais, financeiras ou de prazo.]</w:t>
+        <w:rPr/>
+        <w:t>O sistema permitirá organizar os pedidos por meio de um quadro Kanban, monitorar o tempo de cada etapa da produção e cadastrar os produtos disponíveis no cardápio. Seu foco será o gerenciamento interno dos pedidos e a identificação de possíveis gargalos operacionais, não abrangendo, inicialmente, funcionalidades como controle financeiro ou gestão de estoque.</w:t>
       </w:r>
     </w:p>
     <w:p>
@@ -418,18 +412,12 @@
     </w:p>
     <w:p>
       <w:pPr>
-        <w:pStyle w:val="Normal"/>
-        <w:rPr>
-          <w:lang w:val="pt-BR" w:eastAsia="en-US" w:bidi="ar-SA"/>
-        </w:rPr>
+        <w:pStyle w:val="textopadrao"/>
+        <w:rPr/>
       </w:pPr>
       <w:r>
-        <w:rPr>
-          <w:i/>
-          <w:color w:val="646464"/>
-          <w:lang w:val="pt-BR" w:eastAsia="en-US" w:bidi="ar-SA"/>
-        </w:rPr>
-        <w:t>[Explique por que a solução é necessária e quais benefícios são esperados. Quando possível, indique como os benefícios poderão ser avaliados.]</w:t>
+        <w:rPr/>
+        <w:t>O sistema busca melhorar a organização e a eficiência operacional de lanchonetes e restaurantes, facilitando o acompanhamento dos pedidos e a identificação de gargalos na produção. Espera-se reduzir atrasos, evitar a perda de pedidos e otimizar o fluxo de trabalho, avaliando os resultados por meio do tempo de preparo e da ocorrência de falhas durante o atendimento.</w:t>
       </w:r>
     </w:p>
     <w:p>
@@ -460,22 +448,6 @@
         <w:t>4.2.1 Stakeholders e interesses</w:t>
       </w:r>
     </w:p>
-    <w:p>
-      <w:pPr>
-        <w:pStyle w:val="Normal"/>
-        <w:rPr>
-          <w:lang w:val="pt-BR" w:eastAsia="en-US" w:bidi="ar-SA"/>
-        </w:rPr>
-      </w:pPr>
-      <w:r>
-        <w:rPr>
-          <w:i/>
-          <w:color w:val="646464"/>
-          <w:lang w:val="pt-BR" w:eastAsia="en-US" w:bidi="ar-SA"/>
-        </w:rPr>
-        <w:t>[Identifique pelo menos 4 partes interessadas. Exemplos de perfis: usuário final, administrador, patrocinador/gestor, equipe técnica, suporte ou órgão regulador.]</w:t>
-      </w:r>
-    </w:p>
     <w:tbl>
       <w:tblPr>
         <w:tblStyle w:val="TableGrid"/>
@@ -714,7 +686,7 @@
                 <w:szCs w:val="22"/>
                 <w:lang w:val="pt-BR" w:eastAsia="en-US" w:bidi="ar-SA"/>
               </w:rPr>
-              <w:t>[Perfil 1]</w:t>
+              <w:t>Proprietário ou gerente</w:t>
             </w:r>
           </w:p>
         </w:tc>
@@ -744,7 +716,7 @@
                 <w:szCs w:val="22"/>
                 <w:lang w:val="pt-BR" w:eastAsia="en-US" w:bidi="ar-SA"/>
               </w:rPr>
-              <w:t>[Necessidades]</w:t>
+              <w:t xml:space="preserve">Melhor eficiência na cozinha e acompanhar </w:t>
             </w:r>
           </w:p>
         </w:tc>
@@ -774,7 +746,7 @@
                 <w:szCs w:val="22"/>
                 <w:lang w:val="pt-BR" w:eastAsia="en-US" w:bidi="ar-SA"/>
               </w:rPr>
-              <w:t>[Alta/Média/Baixa]</w:t>
+              <w:t>Alta.</w:t>
             </w:r>
           </w:p>
         </w:tc>
@@ -804,7 +776,18 @@
                 <w:szCs w:val="22"/>
                 <w:lang w:val="pt-BR" w:eastAsia="en-US" w:bidi="ar-SA"/>
               </w:rPr>
-              <w:t>[Como será consultado]</w:t>
+              <w:t xml:space="preserve">Entrevistas para investigar as necessidade e avaliar </w:t>
+            </w:r>
+            <w:r>
+              <w:rPr>
+                <w:rFonts w:eastAsia="ＭＳ 明朝" w:cs=""/>
+                <w:b w:val="false"/>
+                <w:kern w:val="0"/>
+                <w:sz w:val="16"/>
+                <w:szCs w:val="22"/>
+                <w:lang w:val="pt-BR" w:eastAsia="en-US" w:bidi="ar-SA"/>
+              </w:rPr>
+              <w:t>critérios de eficiência.</w:t>
             </w:r>
           </w:p>
         </w:tc>
@@ -867,7 +850,7 @@
                 <w:szCs w:val="22"/>
                 <w:lang w:val="pt-BR" w:eastAsia="en-US" w:bidi="ar-SA"/>
               </w:rPr>
-              <w:t>[Perfil 2]</w:t>
+              <w:t>Atendente</w:t>
             </w:r>
           </w:p>
         </w:tc>
@@ -897,7 +880,7 @@
                 <w:szCs w:val="22"/>
                 <w:lang w:val="pt-BR" w:eastAsia="en-US" w:bidi="ar-SA"/>
               </w:rPr>
-              <w:t>[Necessidades]</w:t>
+              <w:t>Cadastrar pedidos e atualizações no cardápio.</w:t>
             </w:r>
           </w:p>
         </w:tc>
@@ -927,7 +910,7 @@
                 <w:szCs w:val="22"/>
                 <w:lang w:val="pt-BR" w:eastAsia="en-US" w:bidi="ar-SA"/>
               </w:rPr>
-              <w:t>[Alta/Média/Baixa]</w:t>
+              <w:t>Alta</w:t>
             </w:r>
           </w:p>
         </w:tc>
@@ -957,7 +940,7 @@
                 <w:szCs w:val="22"/>
                 <w:lang w:val="pt-BR" w:eastAsia="en-US" w:bidi="ar-SA"/>
               </w:rPr>
-              <w:t>[Como será consultado]</w:t>
+              <w:t>Consultar cardápio atual e informações usadas nos pedidos.</w:t>
             </w:r>
           </w:p>
         </w:tc>
@@ -1020,7 +1003,7 @@
                 <w:szCs w:val="22"/>
                 <w:lang w:val="pt-BR" w:eastAsia="en-US" w:bidi="ar-SA"/>
               </w:rPr>
-              <w:t>[Perfil 3]</w:t>
+              <w:t>Cozinheiro</w:t>
             </w:r>
           </w:p>
         </w:tc>
@@ -1050,7 +1033,7 @@
                 <w:szCs w:val="22"/>
                 <w:lang w:val="pt-BR" w:eastAsia="en-US" w:bidi="ar-SA"/>
               </w:rPr>
-              <w:t>[Necessidades]</w:t>
+              <w:t>Controle ordenado da esteira de pedidos, com pedidos em andamento e que estão em fila.</w:t>
             </w:r>
           </w:p>
         </w:tc>
@@ -1072,15 +1055,30 @@
               </w:rPr>
             </w:pPr>
             <w:r>
-              <w:rPr>
-                <w:rFonts w:eastAsia="ＭＳ 明朝" w:cs=""/>
-                <w:b w:val="false"/>
-                <w:kern w:val="0"/>
-                <w:sz w:val="16"/>
-                <w:szCs w:val="22"/>
-                <w:lang w:val="pt-BR" w:eastAsia="en-US" w:bidi="ar-SA"/>
-              </w:rPr>
-              <w:t>[Alta/Média/Baixa]</w:t>
+              <w:rPr/>
+            </w:r>
+          </w:p>
+          <w:p>
+            <w:pPr>
+              <w:pStyle w:val="Normal"/>
+              <w:widowControl/>
+              <w:suppressAutoHyphens w:val="true"/>
+              <w:spacing w:lineRule="auto" w:line="240" w:before="0" w:after="100"/>
+              <w:jc w:val="left"/>
+              <w:rPr>
+                <w:lang w:val="pt-BR" w:eastAsia="en-US" w:bidi="ar-SA"/>
+              </w:rPr>
+            </w:pPr>
+            <w:r>
+              <w:rPr>
+                <w:rFonts w:eastAsia="ＭＳ 明朝" w:cs=""/>
+                <w:b w:val="false"/>
+                <w:kern w:val="0"/>
+                <w:sz w:val="16"/>
+                <w:szCs w:val="22"/>
+                <w:lang w:val="pt-BR" w:eastAsia="en-US" w:bidi="ar-SA"/>
+              </w:rPr>
+              <w:t>Alta</w:t>
             </w:r>
           </w:p>
         </w:tc>
@@ -1110,13 +1108,15 @@
                 <w:szCs w:val="22"/>
                 <w:lang w:val="pt-BR" w:eastAsia="en-US" w:bidi="ar-SA"/>
               </w:rPr>
-              <w:t>[Como será consultado]</w:t>
+              <w:t xml:space="preserve">Entender o método de organização de pedidos atual e implementar telas simples com fácil movimentação da esteira. </w:t>
             </w:r>
           </w:p>
         </w:tc>
       </w:tr>
       <w:tr>
-        <w:trPr/>
+        <w:trPr>
+          <w:trHeight w:val="820" w:hRule="atLeast"/>
+        </w:trPr>
         <w:tc>
           <w:tcPr>
             <w:tcW w:w="1958" w:type="dxa"/>
@@ -1173,7 +1173,7 @@
                 <w:szCs w:val="22"/>
                 <w:lang w:val="pt-BR" w:eastAsia="en-US" w:bidi="ar-SA"/>
               </w:rPr>
-              <w:t>[Perfil 4]</w:t>
+              <w:t>Cliente</w:t>
             </w:r>
           </w:p>
         </w:tc>
@@ -1203,7 +1203,7 @@
                 <w:szCs w:val="22"/>
                 <w:lang w:val="pt-BR" w:eastAsia="en-US" w:bidi="ar-SA"/>
               </w:rPr>
-              <w:t>[Necessidades]</w:t>
+              <w:t>Deseja que o pedido não seja feito de maneira errada e que seja rápido.</w:t>
             </w:r>
           </w:p>
         </w:tc>
@@ -1233,7 +1233,7 @@
                 <w:szCs w:val="22"/>
                 <w:lang w:val="pt-BR" w:eastAsia="en-US" w:bidi="ar-SA"/>
               </w:rPr>
-              <w:t>[Alta/Média/Baixa]</w:t>
+              <w:t>Média</w:t>
             </w:r>
           </w:p>
         </w:tc>
@@ -1263,7 +1263,7 @@
                 <w:szCs w:val="22"/>
                 <w:lang w:val="pt-BR" w:eastAsia="en-US" w:bidi="ar-SA"/>
               </w:rPr>
-              <w:t>[Como será consultado]</w:t>
+              <w:t>Com feedbacks do serviço após a implementação inicial do sistema.</w:t>
             </w:r>
           </w:p>
         </w:tc>
@@ -16887,7 +16887,7 @@
     </w:r>
     <w:r>
       <w:rPr/>
-      <w:t>2</w:t>
+      <w:t>11</w:t>
     </w:r>
     <w:r>
       <w:rPr/>
@@ -16923,7 +16923,7 @@
     </w:r>
     <w:r>
       <w:rPr/>
-      <w:t>2</w:t>
+      <w:t>11</w:t>
     </w:r>
     <w:r>
       <w:rPr/>
@@ -19001,7 +19001,7 @@
   </w:style>
   <w:style w:type="paragraph" w:styleId="textopadrao">
     <w:name w:val="texto padrao"/>
-    <w:basedOn w:val="BodyText"/>
+    <w:basedOn w:val="Normal"/>
     <w:qFormat/>
     <w:pPr/>
     <w:rPr>
